--- a/lime-house/referral-nagano/LIME_HOUSE_入居のご案内（受け入れ基準・必要書類・入居までの流れ）.docx
+++ b/lime-house/referral-nagano/LIME_HOUSE_入居のご案内（受け入れ基準・必要書類・入居までの流れ）.docx
@@ -4585,6 +4585,97 @@
         </w:tc>
       </w:tr>
     </w:tbl>
+    <w:p>
+      <w:pPr>
+        <w:spacing w:after="120"/>
+      </w:pPr>
+    </w:p>
+    <w:p>
+      <w:pPr>
+        <w:pStyle w:val="Heading2"/>
+        <w:spacing w:after="100" w:before="200"/>
+      </w:pPr>
+      <w:r>
+        <w:rPr>
+          <w:rFonts w:ascii="游ゴシック" w:cs="游ゴシック" w:eastAsia="游ゴシック" w:hAnsi="游ゴシック"/>
+          <w:b/>
+          <w:bCs/>
+          <w:color w:val="1F3864"/>
+          <w:sz w:val="22"/>
+          <w:szCs w:val="22"/>
+        </w:rPr>
+        <w:t xml:space="preserve">訪問介護について</w:t>
+      </w:r>
+    </w:p>
+    <w:p>
+      <w:pPr>
+        <w:spacing w:after="100" w:line="300"/>
+      </w:pPr>
+      <w:r>
+        <w:rPr>
+          <w:rFonts w:ascii="游ゴシック" w:cs="游ゴシック" w:eastAsia="游ゴシック" w:hAnsi="游ゴシック"/>
+          <w:sz w:val="20"/>
+          <w:szCs w:val="20"/>
+        </w:rPr>
+        <w:t xml:space="preserve">現在、ご入居予定の方のご希望で、予定者全員が弊社の訪問介護をご利用になる予定です。同じスタッフが日々の生活に関わることで、ご本人にとっては顔なじみの職員に囲まれて過ごせる安心感があり、私どもとしても体調や生活の小さな変化に気づきやすくなります。</w:t>
+      </w:r>
+    </w:p>
+    <w:p>
+      <w:pPr>
+        <w:spacing w:after="100" w:line="300"/>
+      </w:pPr>
+      <w:r>
+        <w:rPr>
+          <w:rFonts w:ascii="游ゴシック" w:cs="游ゴシック" w:eastAsia="游ゴシック" w:hAnsi="游ゴシック"/>
+          <w:sz w:val="20"/>
+          <w:szCs w:val="20"/>
+        </w:rPr>
+        <w:t xml:space="preserve">もちろん、他の事業所の訪問介護をご利用いただくことも可能です。ご本人・ご家族様のご希望に沿ってお選びいただければと思いますので、選択肢のひとつとしてご家族様にお伝えいただけますと幸いです。</w:t>
+      </w:r>
+    </w:p>
+    <w:p>
+      <w:pPr>
+        <w:pStyle w:val="Heading2"/>
+        <w:spacing w:after="100" w:before="200"/>
+      </w:pPr>
+      <w:r>
+        <w:rPr>
+          <w:rFonts w:ascii="游ゴシック" w:cs="游ゴシック" w:eastAsia="游ゴシック" w:hAnsi="游ゴシック"/>
+          <w:b/>
+          <w:bCs/>
+          <w:color w:val="1F3864"/>
+          <w:sz w:val="22"/>
+          <w:szCs w:val="22"/>
+        </w:rPr>
+        <w:t xml:space="preserve">併設の支援センター（居宅介護支援事業所）について</w:t>
+      </w:r>
+    </w:p>
+    <w:p>
+      <w:pPr>
+        <w:spacing w:after="100" w:line="300"/>
+      </w:pPr>
+      <w:r>
+        <w:rPr>
+          <w:rFonts w:ascii="游ゴシック" w:cs="游ゴシック" w:eastAsia="游ゴシック" w:hAnsi="游ゴシック"/>
+          <w:sz w:val="20"/>
+          <w:szCs w:val="20"/>
+        </w:rPr>
+        <w:t xml:space="preserve">施設には弊社の支援センターを併設しており、ケアマネジャーも在籍しております。体調の変化など何かあった際には、施設・訪問介護・ケアマネジャーが同じ敷地内で速やかに連携できる体制を整えております。</w:t>
+      </w:r>
+    </w:p>
+    <w:p>
+      <w:pPr>
+        <w:spacing w:after="100" w:line="300"/>
+      </w:pPr>
+      <w:r>
+        <w:rPr>
+          <w:rFonts w:ascii="游ゴシック" w:cs="游ゴシック" w:eastAsia="游ゴシック" w:hAnsi="游ゴシック"/>
+          <w:sz w:val="20"/>
+          <w:szCs w:val="20"/>
+        </w:rPr>
+        <w:t xml:space="preserve">なお、すでに担当ケアマネジャーがいらっしゃる方について、当施設のケアマネジャーへの変更をお願いするものではございません。同じ敷地内に事務所があり、必要な際に連携しやすい環境があるというご案内です。入居後も引き続き現在のケアマネジャー様にご担当いただけます。</w:t>
+      </w:r>
+    </w:p>
     <w:p>
       <w:pPr>
         <w:pStyle w:val="Heading1"/>
